--- a/Piaui/2026/Julho/Relatorios/3EM_LP/Relatorio_Tecnico_3EM_LP_S3_TCM_TRI.docx
+++ b/Piaui/2026/Julho/Relatorios/3EM_LP/Relatorio_Tecnico_3EM_LP_S3_TCM_TRI.docx
@@ -111,7 +111,7 @@
           <w:color w:val="5F6B76"/>
           <w:sz w:val="20"/>
         </w:rPr>
-        <w:t>20 de julho de 2026</w:t>
+        <w:t>21 de julho de 2026</w:t>
       </w:r>
     </w:p>
     <w:p>
@@ -142,7 +142,7 @@
           <w:color w:val="203748"/>
           <w:sz w:val="21"/>
         </w:rPr>
-        <w:t>Leitura principal. O Simulado III de Língua Portuguesa da 3ª série retirou o item 5 da calibração TRI por possível conflito de gabarito e instabilidade no processo de estimação. Os itens 7 e 8 também apresentaram sinais de funcionamento fraco, mas foram mantidos.</w:t>
+        <w:t>Leitura principal. O Simulado III de Língua Portuguesa da 3ª série retirou os itens 5, 7 e 8 da calibração TRI. Os três itens apresentaram discriminação e correlação ponto-bisserial baixas; nos itens 5 e 8, há ainda sinais fortes de alternativa concorrente mais informativa que o gabarito.</w:t>
       </w:r>
     </w:p>
     <w:tbl>
@@ -443,7 +443,7 @@
                 <w:color w:val="222222"/>
                 <w:sz w:val="18"/>
               </w:rPr>
-              <w:t>26 / 25</w:t>
+              <w:t>26 / 23</w:t>
             </w:r>
           </w:p>
         </w:tc>
@@ -547,7 +547,7 @@
                 <w:color w:val="222222"/>
                 <w:sz w:val="18"/>
               </w:rPr>
-              <w:t>5</w:t>
+              <w:t>5, 7, 8</w:t>
             </w:r>
           </w:p>
         </w:tc>
@@ -1164,7 +1164,7 @@
                 <w:color w:val="222222"/>
                 <w:sz w:val="18"/>
               </w:rPr>
-              <w:t>Mantido na TRI; discriminação e ponto-bisserial baixos</w:t>
+              <w:t>Excluído da TRI; discriminação e ponto-bisserial baixos</w:t>
             </w:r>
           </w:p>
         </w:tc>
@@ -1325,7 +1325,7 @@
                 <w:color w:val="222222"/>
                 <w:sz w:val="18"/>
               </w:rPr>
-              <w:t>Mantido na TRI; possível conflito de gabarito</w:t>
+              <w:t>Excluído da TRI; possível conflito de gabarito</w:t>
             </w:r>
           </w:p>
         </w:tc>
@@ -1346,7 +1346,7 @@
     </w:p>
     <w:p>
       <w:r>
-        <w:t>O item 5 apresentou o sinal mais claro de conflito: o gabarito A reuniu 26,0% das escolhas e ponto-bisserial 0,095, enquanto o distrator B reuniu 42,0% e ponto-bisserial 0,305. O item 8 seguiu padrão semelhante, com gabarito E em 15,3% e distrator C em 38,0%, também com maior associação ao desempenho. O item 7 foi mantido com ressalva por baixa discriminação e baixa associação ponto-bisserial.</w:t>
+        <w:t>O item 5 apresentou o sinal mais claro de conflito: o gabarito A reuniu 26,0% das escolhas e ponto-bisserial 0,095, enquanto o distrator B reuniu 42,0% e ponto-bisserial 0,305. O item 8 seguiu padrão semelhante, com gabarito E em 15,3% e distrator C em 38,0%, também com maior associação ao desempenho. O item 7 não mostra uma alternativa concorrente tão dominante, mas combina baixa discriminação e baixa associação ponto-bisserial, justificando sua retirada da calibração TRI na atualização.</w:t>
       </w:r>
     </w:p>
     <w:p>
@@ -4309,7 +4309,7 @@
                 <w:color w:val="222222"/>
                 <w:sz w:val="18"/>
               </w:rPr>
-              <w:t>75,2</w:t>
+              <w:t>75,1</w:t>
             </w:r>
           </w:p>
         </w:tc>
@@ -4335,7 +4335,7 @@
                 <w:color w:val="222222"/>
                 <w:sz w:val="18"/>
               </w:rPr>
-              <w:t>241,5</w:t>
+              <w:t>241,4</w:t>
             </w:r>
           </w:p>
         </w:tc>
@@ -4361,7 +4361,7 @@
                 <w:color w:val="222222"/>
                 <w:sz w:val="18"/>
               </w:rPr>
-              <w:t>174,8 a 292,9</w:t>
+              <w:t>174,9 a 292,8</w:t>
             </w:r>
           </w:p>
         </w:tc>
@@ -4472,7 +4472,7 @@
     </w:p>
     <w:p>
       <w:r>
-        <w:t>A proficiência média estimada foi 235,4, com mediana 241,5 e desvio-padrão EAP de 75,2. A proporção de estudantes na faixa de 350 pontos ou mais foi 5,4%.</w:t>
+        <w:t>A proficiência média estimada foi 235,4, com mediana 241,4 e desvio-padrão EAP de 75,1. A proporção de estudantes na faixa de 350 pontos ou mais foi 5,3%.</w:t>
       </w:r>
     </w:p>
     <w:p>
@@ -4584,7 +4584,7 @@
                 <w:color w:val="222222"/>
                 <w:sz w:val="18"/>
               </w:rPr>
-              <w:t>bSAEB &gt; 400</w:t>
+              <w:t>a &lt; 0,60</w:t>
             </w:r>
           </w:p>
         </w:tc>
@@ -4610,64 +4610,7 @@
                 <w:color w:val="222222"/>
                 <w:sz w:val="18"/>
               </w:rPr>
-              <w:t>7, 8</w:t>
-            </w:r>
-          </w:p>
-        </w:tc>
-      </w:tr>
-      <w:tr>
-        <w:trPr>
-          <w:cantSplit/>
-        </w:trPr>
-        <w:tc>
-          <w:tcPr>
-            <w:tcW w:type="dxa" w:w="2600"/>
-            <w:tcMar>
-              <w:top w:w="80" w:type="dxa"/>
-              <w:start w:w="120" w:type="dxa"/>
-              <w:bottom w:w="80" w:type="dxa"/>
-              <w:end w:w="120" w:type="dxa"/>
-            </w:tcMar>
-            <w:vAlign w:val="center"/>
-          </w:tcPr>
-          <w:p>
-            <w:pPr>
-              <w:spacing w:after="0"/>
-              <w:jc w:val="left"/>
-            </w:pPr>
-            <w:r>
-              <w:rPr>
-                <w:rFonts w:ascii="Calibri" w:hAnsi="Calibri"/>
-                <w:color w:val="222222"/>
-                <w:sz w:val="18"/>
-              </w:rPr>
-              <w:t>a &lt; 0,60</w:t>
-            </w:r>
-          </w:p>
-        </w:tc>
-        <w:tc>
-          <w:tcPr>
-            <w:tcW w:type="dxa" w:w="6760"/>
-            <w:tcMar>
-              <w:top w:w="80" w:type="dxa"/>
-              <w:start w:w="120" w:type="dxa"/>
-              <w:bottom w:w="80" w:type="dxa"/>
-              <w:end w:w="120" w:type="dxa"/>
-            </w:tcMar>
-            <w:vAlign w:val="center"/>
-          </w:tcPr>
-          <w:p>
-            <w:pPr>
-              <w:spacing w:after="0"/>
-              <w:jc w:val="left"/>
-            </w:pPr>
-            <w:r>
-              <w:rPr>
-                <w:rFonts w:ascii="Calibri" w:hAnsi="Calibri"/>
-                <w:color w:val="222222"/>
-                <w:sz w:val="18"/>
-              </w:rPr>
-              <w:t>2, 3, 8, 11, 25</w:t>
+              <w:t>2, 3, 11, 25</w:t>
             </w:r>
           </w:p>
         </w:tc>
@@ -4756,7 +4699,7 @@
         <w:pStyle w:val="ListNumber"/>
       </w:pPr>
       <w:r>
-        <w:t>Revisar formalmente o gabarito e o conteúdo dos itens 5 e 8.</w:t>
+        <w:t>Revisar formalmente o gabarito e o conteúdo dos itens 5, 7 e 8 antes de qualquer reutilização.</w:t>
       </w:r>
     </w:p>
     <w:p>
@@ -4764,7 +4707,7 @@
         <w:pStyle w:val="ListNumber"/>
       </w:pPr>
       <w:r>
-        <w:t>Registrar ressalva técnica para os itens 7 e 8, que permaneceram na TRI apesar dos sinais TCM.</w:t>
+        <w:t>Documentar a exclusão dos três itens da calibração TRI atualizada, distinguindo conflito provável de gabarito e funcionamento psicométrico fraco.</w:t>
       </w:r>
     </w:p>
     <w:p>
@@ -8803,7 +8746,7 @@
                 <w:color w:val="222222"/>
                 <w:sz w:val="18"/>
               </w:rPr>
-              <w:t>1,123</w:t>
+              <w:t>1,136</w:t>
             </w:r>
           </w:p>
         </w:tc>
@@ -8829,7 +8772,7 @@
                 <w:color w:val="222222"/>
                 <w:sz w:val="18"/>
               </w:rPr>
-              <w:t>0,830</w:t>
+              <w:t>0,831</w:t>
             </w:r>
           </w:p>
         </w:tc>
@@ -8855,7 +8798,7 @@
                 <w:color w:val="222222"/>
                 <w:sz w:val="18"/>
               </w:rPr>
-              <w:t>291,5</w:t>
+              <w:t>291,6</w:t>
             </w:r>
           </w:p>
         </w:tc>
@@ -8881,7 +8824,7 @@
                 <w:color w:val="222222"/>
                 <w:sz w:val="18"/>
               </w:rPr>
-              <w:t>0,257</w:t>
+              <w:t>0,258</w:t>
             </w:r>
           </w:p>
         </w:tc>
@@ -9016,7 +8959,7 @@
                 <w:color w:val="222222"/>
                 <w:sz w:val="18"/>
               </w:rPr>
-              <w:t>198,5</w:t>
+              <w:t>198,6</w:t>
             </w:r>
           </w:p>
         </w:tc>
@@ -9125,7 +9068,7 @@
                 <w:color w:val="222222"/>
                 <w:sz w:val="18"/>
               </w:rPr>
-              <w:t>0,236</w:t>
+              <w:t>0,234</w:t>
             </w:r>
           </w:p>
         </w:tc>
@@ -9151,7 +9094,7 @@
                 <w:color w:val="222222"/>
                 <w:sz w:val="18"/>
               </w:rPr>
-              <w:t>0,003</w:t>
+              <w:t>0,004</w:t>
             </w:r>
           </w:p>
         </w:tc>
@@ -9177,7 +9120,7 @@
                 <w:color w:val="222222"/>
                 <w:sz w:val="18"/>
               </w:rPr>
-              <w:t>250,1</w:t>
+              <w:t>250,2</w:t>
             </w:r>
           </w:p>
         </w:tc>
@@ -9447,7 +9390,7 @@
                 <w:color w:val="222222"/>
                 <w:sz w:val="18"/>
               </w:rPr>
-              <w:t>0,726</w:t>
+              <w:t>0,747</w:t>
             </w:r>
           </w:p>
         </w:tc>
@@ -9473,7 +9416,7 @@
                 <w:color w:val="222222"/>
                 <w:sz w:val="18"/>
               </w:rPr>
-              <w:t>1,408</w:t>
+              <w:t>1,413</w:t>
             </w:r>
           </w:p>
         </w:tc>
@@ -9499,7 +9442,7 @@
                 <w:color w:val="222222"/>
                 <w:sz w:val="18"/>
               </w:rPr>
-              <w:t>320,4</w:t>
+              <w:t>320,6</w:t>
             </w:r>
           </w:p>
         </w:tc>
@@ -9525,7 +9468,7 @@
                 <w:color w:val="222222"/>
                 <w:sz w:val="18"/>
               </w:rPr>
-              <w:t>0,179</w:t>
+              <w:t>0,184</w:t>
             </w:r>
           </w:p>
         </w:tc>
@@ -9582,7 +9525,7 @@
                 <w:color w:val="222222"/>
                 <w:sz w:val="18"/>
               </w:rPr>
-              <w:t>007</w:t>
+              <w:t>009</w:t>
             </w:r>
           </w:p>
         </w:tc>
@@ -9608,7 +9551,7 @@
                 <w:color w:val="222222"/>
                 <w:sz w:val="18"/>
               </w:rPr>
-              <w:t>0,725</w:t>
+              <w:t>1,105</w:t>
             </w:r>
           </w:p>
         </w:tc>
@@ -9634,7 +9577,7 @@
                 <w:color w:val="222222"/>
                 <w:sz w:val="18"/>
               </w:rPr>
-              <w:t>7,147</w:t>
+              <w:t>-1,480</w:t>
             </w:r>
           </w:p>
         </w:tc>
@@ -9660,7 +9603,7 @@
                 <w:color w:val="222222"/>
                 <w:sz w:val="18"/>
               </w:rPr>
-              <w:t>607,4</w:t>
+              <w:t>176,0</w:t>
             </w:r>
           </w:p>
         </w:tc>
@@ -9686,7 +9629,7 @@
                 <w:color w:val="222222"/>
                 <w:sz w:val="18"/>
               </w:rPr>
-              <w:t>0,199</w:t>
+              <w:t>0,036</w:t>
             </w:r>
           </w:p>
         </w:tc>
@@ -9743,7 +9686,7 @@
                 <w:color w:val="222222"/>
                 <w:sz w:val="18"/>
               </w:rPr>
-              <w:t>008</w:t>
+              <w:t>010</w:t>
             </w:r>
           </w:p>
         </w:tc>
@@ -9769,7 +9712,7 @@
                 <w:color w:val="222222"/>
                 <w:sz w:val="18"/>
               </w:rPr>
-              <w:t>0,466</w:t>
+              <w:t>1,365</w:t>
             </w:r>
           </w:p>
         </w:tc>
@@ -9795,7 +9738,7 @@
                 <w:color w:val="222222"/>
                 <w:sz w:val="18"/>
               </w:rPr>
-              <w:t>7,589</w:t>
+              <w:t>0,818</w:t>
             </w:r>
           </w:p>
         </w:tc>
@@ -9821,7 +9764,7 @@
                 <w:color w:val="222222"/>
                 <w:sz w:val="18"/>
               </w:rPr>
-              <w:t>629,4</w:t>
+              <w:t>290,9</w:t>
             </w:r>
           </w:p>
         </w:tc>
@@ -9847,7 +9790,7 @@
                 <w:color w:val="222222"/>
                 <w:sz w:val="18"/>
               </w:rPr>
-              <w:t>0,126</w:t>
+              <w:t>0,144</w:t>
             </w:r>
           </w:p>
         </w:tc>
@@ -9904,7 +9847,7 @@
                 <w:color w:val="222222"/>
                 <w:sz w:val="18"/>
               </w:rPr>
-              <w:t>009</w:t>
+              <w:t>011</w:t>
             </w:r>
           </w:p>
         </w:tc>
@@ -9930,7 +9873,7 @@
                 <w:color w:val="222222"/>
                 <w:sz w:val="18"/>
               </w:rPr>
-              <w:t>1,105</w:t>
+              <w:t>0,272</w:t>
             </w:r>
           </w:p>
         </w:tc>
@@ -9956,7 +9899,7 @@
                 <w:color w:val="222222"/>
                 <w:sz w:val="18"/>
               </w:rPr>
-              <w:t>-1,480</w:t>
+              <w:t>1,431</w:t>
             </w:r>
           </w:p>
         </w:tc>
@@ -9982,7 +9925,7 @@
                 <w:color w:val="222222"/>
                 <w:sz w:val="18"/>
               </w:rPr>
-              <w:t>176,0</w:t>
+              <w:t>321,5</w:t>
             </w:r>
           </w:p>
         </w:tc>
@@ -10008,7 +9951,7 @@
                 <w:color w:val="222222"/>
                 <w:sz w:val="18"/>
               </w:rPr>
-              <w:t>0,036</w:t>
+              <w:t>0,067</w:t>
             </w:r>
           </w:p>
         </w:tc>
@@ -10065,7 +10008,7 @@
                 <w:color w:val="222222"/>
                 <w:sz w:val="18"/>
               </w:rPr>
-              <w:t>010</w:t>
+              <w:t>012</w:t>
             </w:r>
           </w:p>
         </w:tc>
@@ -10091,7 +10034,7 @@
                 <w:color w:val="222222"/>
                 <w:sz w:val="18"/>
               </w:rPr>
-              <w:t>1,358</w:t>
+              <w:t>1,314</w:t>
             </w:r>
           </w:p>
         </w:tc>
@@ -10117,7 +10060,7 @@
                 <w:color w:val="222222"/>
                 <w:sz w:val="18"/>
               </w:rPr>
-              <w:t>0,818</w:t>
+              <w:t>-0,968</w:t>
             </w:r>
           </w:p>
         </w:tc>
@@ -10143,7 +10086,7 @@
                 <w:color w:val="222222"/>
                 <w:sz w:val="18"/>
               </w:rPr>
-              <w:t>290,9</w:t>
+              <w:t>201,6</w:t>
             </w:r>
           </w:p>
         </w:tc>
@@ -10169,7 +10112,7 @@
                 <w:color w:val="222222"/>
                 <w:sz w:val="18"/>
               </w:rPr>
-              <w:t>0,144</w:t>
+              <w:t>0,037</w:t>
             </w:r>
           </w:p>
         </w:tc>
@@ -10195,7 +10138,7 @@
                 <w:color w:val="222222"/>
                 <w:sz w:val="18"/>
               </w:rPr>
-              <w:t>Não</w:t>
+              <w:t>Sim</w:t>
             </w:r>
           </w:p>
         </w:tc>
@@ -10226,7 +10169,7 @@
                 <w:color w:val="222222"/>
                 <w:sz w:val="18"/>
               </w:rPr>
-              <w:t>011</w:t>
+              <w:t>013</w:t>
             </w:r>
           </w:p>
         </w:tc>
@@ -10252,7 +10195,7 @@
                 <w:color w:val="222222"/>
                 <w:sz w:val="18"/>
               </w:rPr>
-              <w:t>0,270</w:t>
+              <w:t>1,086</w:t>
             </w:r>
           </w:p>
         </w:tc>
@@ -10278,7 +10221,7 @@
                 <w:color w:val="222222"/>
                 <w:sz w:val="18"/>
               </w:rPr>
-              <w:t>1,425</w:t>
+              <w:t>-0,548</w:t>
             </w:r>
           </w:p>
         </w:tc>
@@ -10304,7 +10247,7 @@
                 <w:color w:val="222222"/>
                 <w:sz w:val="18"/>
               </w:rPr>
-              <w:t>321,3</w:t>
+              <w:t>222,6</w:t>
             </w:r>
           </w:p>
         </w:tc>
@@ -10330,7 +10273,7 @@
                 <w:color w:val="222222"/>
                 <w:sz w:val="18"/>
               </w:rPr>
-              <w:t>0,066</w:t>
+              <w:t>0,020</w:t>
             </w:r>
           </w:p>
         </w:tc>
@@ -10356,7 +10299,7 @@
                 <w:color w:val="222222"/>
                 <w:sz w:val="18"/>
               </w:rPr>
-              <w:t>Não</w:t>
+              <w:t>Sim</w:t>
             </w:r>
           </w:p>
         </w:tc>
@@ -10387,7 +10330,7 @@
                 <w:color w:val="222222"/>
                 <w:sz w:val="18"/>
               </w:rPr>
-              <w:t>012</w:t>
+              <w:t>014</w:t>
             </w:r>
           </w:p>
         </w:tc>
@@ -10413,7 +10356,7 @@
                 <w:color w:val="222222"/>
                 <w:sz w:val="18"/>
               </w:rPr>
-              <w:t>1,314</w:t>
+              <w:t>0,650</w:t>
             </w:r>
           </w:p>
         </w:tc>
@@ -10439,7 +10382,7 @@
                 <w:color w:val="222222"/>
                 <w:sz w:val="18"/>
               </w:rPr>
-              <w:t>-0,968</w:t>
+              <w:t>0,857</w:t>
             </w:r>
           </w:p>
         </w:tc>
@@ -10465,7 +10408,7 @@
                 <w:color w:val="222222"/>
                 <w:sz w:val="18"/>
               </w:rPr>
-              <w:t>201,6</w:t>
+              <w:t>292,8</w:t>
             </w:r>
           </w:p>
         </w:tc>
@@ -10491,7 +10434,7 @@
                 <w:color w:val="222222"/>
                 <w:sz w:val="18"/>
               </w:rPr>
-              <w:t>0,037</w:t>
+              <w:t>0,087</w:t>
             </w:r>
           </w:p>
         </w:tc>
@@ -10548,7 +10491,7 @@
                 <w:color w:val="222222"/>
                 <w:sz w:val="18"/>
               </w:rPr>
-              <w:t>013</w:t>
+              <w:t>015</w:t>
             </w:r>
           </w:p>
         </w:tc>
@@ -10574,7 +10517,7 @@
                 <w:color w:val="222222"/>
                 <w:sz w:val="18"/>
               </w:rPr>
-              <w:t>1,086</w:t>
+              <w:t>1,170</w:t>
             </w:r>
           </w:p>
         </w:tc>
@@ -10600,7 +10543,7 @@
                 <w:color w:val="222222"/>
                 <w:sz w:val="18"/>
               </w:rPr>
-              <w:t>-0,548</w:t>
+              <w:t>-1,026</w:t>
             </w:r>
           </w:p>
         </w:tc>
@@ -10626,7 +10569,7 @@
                 <w:color w:val="222222"/>
                 <w:sz w:val="18"/>
               </w:rPr>
-              <w:t>222,6</w:t>
+              <w:t>198,7</w:t>
             </w:r>
           </w:p>
         </w:tc>
@@ -10652,7 +10595,7 @@
                 <w:color w:val="222222"/>
                 <w:sz w:val="18"/>
               </w:rPr>
-              <w:t>0,020</w:t>
+              <w:t>0,058</w:t>
             </w:r>
           </w:p>
         </w:tc>
@@ -10678,7 +10621,7 @@
                 <w:color w:val="222222"/>
                 <w:sz w:val="18"/>
               </w:rPr>
-              <w:t>Sim</w:t>
+              <w:t>Não</w:t>
             </w:r>
           </w:p>
         </w:tc>
@@ -10709,7 +10652,7 @@
                 <w:color w:val="222222"/>
                 <w:sz w:val="18"/>
               </w:rPr>
-              <w:t>014</w:t>
+              <w:t>016</w:t>
             </w:r>
           </w:p>
         </w:tc>
@@ -10735,7 +10678,7 @@
                 <w:color w:val="222222"/>
                 <w:sz w:val="18"/>
               </w:rPr>
-              <w:t>0,650</w:t>
+              <w:t>0,601</w:t>
             </w:r>
           </w:p>
         </w:tc>
@@ -10761,7 +10704,7 @@
                 <w:color w:val="222222"/>
                 <w:sz w:val="18"/>
               </w:rPr>
-              <w:t>0,857</w:t>
+              <w:t>1,956</w:t>
             </w:r>
           </w:p>
         </w:tc>
@@ -10787,7 +10730,7 @@
                 <w:color w:val="222222"/>
                 <w:sz w:val="18"/>
               </w:rPr>
-              <w:t>292,8</w:t>
+              <w:t>347,8</w:t>
             </w:r>
           </w:p>
         </w:tc>
@@ -10813,7 +10756,7 @@
                 <w:color w:val="222222"/>
                 <w:sz w:val="18"/>
               </w:rPr>
-              <w:t>0,087</w:t>
+              <w:t>0,074</w:t>
             </w:r>
           </w:p>
         </w:tc>
@@ -10839,7 +10782,7 @@
                 <w:color w:val="222222"/>
                 <w:sz w:val="18"/>
               </w:rPr>
-              <w:t>Sim</w:t>
+              <w:t>Não</w:t>
             </w:r>
           </w:p>
         </w:tc>
@@ -10870,7 +10813,7 @@
                 <w:color w:val="222222"/>
                 <w:sz w:val="18"/>
               </w:rPr>
-              <w:t>015</w:t>
+              <w:t>017</w:t>
             </w:r>
           </w:p>
         </w:tc>
@@ -10896,7 +10839,7 @@
                 <w:color w:val="222222"/>
                 <w:sz w:val="18"/>
               </w:rPr>
-              <w:t>1,172</w:t>
+              <w:t>0,896</w:t>
             </w:r>
           </w:p>
         </w:tc>
@@ -10922,7 +10865,7 @@
                 <w:color w:val="222222"/>
                 <w:sz w:val="18"/>
               </w:rPr>
-              <w:t>-1,024</w:t>
+              <w:t>-0,198</w:t>
             </w:r>
           </w:p>
         </w:tc>
@@ -10948,7 +10891,7 @@
                 <w:color w:val="222222"/>
                 <w:sz w:val="18"/>
               </w:rPr>
-              <w:t>198,8</w:t>
+              <w:t>240,1</w:t>
             </w:r>
           </w:p>
         </w:tc>
@@ -10974,7 +10917,7 @@
                 <w:color w:val="222222"/>
                 <w:sz w:val="18"/>
               </w:rPr>
-              <w:t>0,059</w:t>
+              <w:t>0,088</w:t>
             </w:r>
           </w:p>
         </w:tc>
@@ -11031,7 +10974,7 @@
                 <w:color w:val="222222"/>
                 <w:sz w:val="18"/>
               </w:rPr>
-              <w:t>016</w:t>
+              <w:t>018</w:t>
             </w:r>
           </w:p>
         </w:tc>
@@ -11057,7 +11000,7 @@
                 <w:color w:val="222222"/>
                 <w:sz w:val="18"/>
               </w:rPr>
-              <w:t>0,613</w:t>
+              <w:t>1,118</w:t>
             </w:r>
           </w:p>
         </w:tc>
@@ -11083,7 +11026,7 @@
                 <w:color w:val="222222"/>
                 <w:sz w:val="18"/>
               </w:rPr>
-              <w:t>1,949</w:t>
+              <w:t>0,686</w:t>
             </w:r>
           </w:p>
         </w:tc>
@@ -11109,7 +11052,7 @@
                 <w:color w:val="222222"/>
                 <w:sz w:val="18"/>
               </w:rPr>
-              <w:t>347,5</w:t>
+              <w:t>284,3</w:t>
             </w:r>
           </w:p>
         </w:tc>
@@ -11135,7 +11078,7 @@
                 <w:color w:val="222222"/>
                 <w:sz w:val="18"/>
               </w:rPr>
-              <w:t>0,077</w:t>
+              <w:t>0,139</w:t>
             </w:r>
           </w:p>
         </w:tc>
@@ -11192,7 +11135,7 @@
                 <w:color w:val="222222"/>
                 <w:sz w:val="18"/>
               </w:rPr>
-              <w:t>017</w:t>
+              <w:t>019</w:t>
             </w:r>
           </w:p>
         </w:tc>
@@ -11218,7 +11161,7 @@
                 <w:color w:val="222222"/>
                 <w:sz w:val="18"/>
               </w:rPr>
-              <w:t>0,902</w:t>
+              <w:t>0,600</w:t>
             </w:r>
           </w:p>
         </w:tc>
@@ -11244,7 +11187,7 @@
                 <w:color w:val="222222"/>
                 <w:sz w:val="18"/>
               </w:rPr>
-              <w:t>-0,189</w:t>
+              <w:t>2,802</w:t>
             </w:r>
           </w:p>
         </w:tc>
@@ -11270,7 +11213,7 @@
                 <w:color w:val="222222"/>
                 <w:sz w:val="18"/>
               </w:rPr>
-              <w:t>240,5</w:t>
+              <w:t>390,1</w:t>
             </w:r>
           </w:p>
         </w:tc>
@@ -11296,7 +11239,7 @@
                 <w:color w:val="222222"/>
                 <w:sz w:val="18"/>
               </w:rPr>
-              <w:t>0,091</w:t>
+              <w:t>0,107</w:t>
             </w:r>
           </w:p>
         </w:tc>
@@ -11322,7 +11265,7 @@
                 <w:color w:val="222222"/>
                 <w:sz w:val="18"/>
               </w:rPr>
-              <w:t>Não</w:t>
+              <w:t>Sim</w:t>
             </w:r>
           </w:p>
         </w:tc>
@@ -11353,7 +11296,7 @@
                 <w:color w:val="222222"/>
                 <w:sz w:val="18"/>
               </w:rPr>
-              <w:t>018</w:t>
+              <w:t>020</w:t>
             </w:r>
           </w:p>
         </w:tc>
@@ -11379,7 +11322,7 @@
                 <w:color w:val="222222"/>
                 <w:sz w:val="18"/>
               </w:rPr>
-              <w:t>1,110</w:t>
+              <w:t>0,892</w:t>
             </w:r>
           </w:p>
         </w:tc>
@@ -11405,7 +11348,7 @@
                 <w:color w:val="222222"/>
                 <w:sz w:val="18"/>
               </w:rPr>
-              <w:t>0,685</w:t>
+              <w:t>1,690</w:t>
             </w:r>
           </w:p>
         </w:tc>
@@ -11431,7 +11374,7 @@
                 <w:color w:val="222222"/>
                 <w:sz w:val="18"/>
               </w:rPr>
-              <w:t>284,3</w:t>
+              <w:t>334,5</w:t>
             </w:r>
           </w:p>
         </w:tc>
@@ -11457,7 +11400,7 @@
                 <w:color w:val="222222"/>
                 <w:sz w:val="18"/>
               </w:rPr>
-              <w:t>0,138</w:t>
+              <w:t>0,169</w:t>
             </w:r>
           </w:p>
         </w:tc>
@@ -11514,7 +11457,7 @@
                 <w:color w:val="222222"/>
                 <w:sz w:val="18"/>
               </w:rPr>
-              <w:t>019</w:t>
+              <w:t>021</w:t>
             </w:r>
           </w:p>
         </w:tc>
@@ -11540,7 +11483,7 @@
                 <w:color w:val="222222"/>
                 <w:sz w:val="18"/>
               </w:rPr>
-              <w:t>0,600</w:t>
+              <w:t>1,071</w:t>
             </w:r>
           </w:p>
         </w:tc>
@@ -11566,7 +11509,7 @@
                 <w:color w:val="222222"/>
                 <w:sz w:val="18"/>
               </w:rPr>
-              <w:t>2,802</w:t>
+              <w:t>-0,113</w:t>
             </w:r>
           </w:p>
         </w:tc>
@@ -11592,7 +11535,7 @@
                 <w:color w:val="222222"/>
                 <w:sz w:val="18"/>
               </w:rPr>
-              <w:t>390,1</w:t>
+              <w:t>244,4</w:t>
             </w:r>
           </w:p>
         </w:tc>
@@ -11618,7 +11561,7 @@
                 <w:color w:val="222222"/>
                 <w:sz w:val="18"/>
               </w:rPr>
-              <w:t>0,107</w:t>
+              <w:t>0,169</w:t>
             </w:r>
           </w:p>
         </w:tc>
@@ -11644,7 +11587,7 @@
                 <w:color w:val="222222"/>
                 <w:sz w:val="18"/>
               </w:rPr>
-              <w:t>Sim</w:t>
+              <w:t>Não</w:t>
             </w:r>
           </w:p>
         </w:tc>
@@ -11675,7 +11618,7 @@
                 <w:color w:val="222222"/>
                 <w:sz w:val="18"/>
               </w:rPr>
-              <w:t>020</w:t>
+              <w:t>022</w:t>
             </w:r>
           </w:p>
         </w:tc>
@@ -11701,7 +11644,7 @@
                 <w:color w:val="222222"/>
                 <w:sz w:val="18"/>
               </w:rPr>
-              <w:t>0,891</w:t>
+              <w:t>1,663</w:t>
             </w:r>
           </w:p>
         </w:tc>
@@ -11727,7 +11670,7 @@
                 <w:color w:val="222222"/>
                 <w:sz w:val="18"/>
               </w:rPr>
-              <w:t>1,692</w:t>
+              <w:t>0,720</w:t>
             </w:r>
           </w:p>
         </w:tc>
@@ -11753,7 +11696,7 @@
                 <w:color w:val="222222"/>
                 <w:sz w:val="18"/>
               </w:rPr>
-              <w:t>334,6</w:t>
+              <w:t>286,0</w:t>
             </w:r>
           </w:p>
         </w:tc>
@@ -11779,329 +11722,7 @@
                 <w:color w:val="222222"/>
                 <w:sz w:val="18"/>
               </w:rPr>
-              <w:t>0,169</w:t>
-            </w:r>
-          </w:p>
-        </w:tc>
-        <w:tc>
-          <w:tcPr>
-            <w:tcW w:type="dxa" w:w="1960"/>
-            <w:tcMar>
-              <w:top w:w="80" w:type="dxa"/>
-              <w:start w:w="120" w:type="dxa"/>
-              <w:bottom w:w="80" w:type="dxa"/>
-              <w:end w:w="120" w:type="dxa"/>
-            </w:tcMar>
-            <w:vAlign w:val="center"/>
-          </w:tcPr>
-          <w:p>
-            <w:pPr>
-              <w:spacing w:after="0"/>
-              <w:jc w:val="center"/>
-            </w:pPr>
-            <w:r>
-              <w:rPr>
-                <w:rFonts w:ascii="Calibri" w:hAnsi="Calibri"/>
-                <w:color w:val="222222"/>
-                <w:sz w:val="18"/>
-              </w:rPr>
-              <w:t>Não</w:t>
-            </w:r>
-          </w:p>
-        </w:tc>
-      </w:tr>
-      <w:tr>
-        <w:trPr>
-          <w:cantSplit/>
-        </w:trPr>
-        <w:tc>
-          <w:tcPr>
-            <w:tcW w:type="dxa" w:w="900"/>
-            <w:tcMar>
-              <w:top w:w="80" w:type="dxa"/>
-              <w:start w:w="120" w:type="dxa"/>
-              <w:bottom w:w="80" w:type="dxa"/>
-              <w:end w:w="120" w:type="dxa"/>
-            </w:tcMar>
-            <w:vAlign w:val="center"/>
-          </w:tcPr>
-          <w:p>
-            <w:pPr>
-              <w:spacing w:after="0"/>
-              <w:jc w:val="center"/>
-            </w:pPr>
-            <w:r>
-              <w:rPr>
-                <w:rFonts w:ascii="Calibri" w:hAnsi="Calibri"/>
-                <w:color w:val="222222"/>
-                <w:sz w:val="18"/>
-              </w:rPr>
-              <w:t>021</w:t>
-            </w:r>
-          </w:p>
-        </w:tc>
-        <w:tc>
-          <w:tcPr>
-            <w:tcW w:type="dxa" w:w="1300"/>
-            <w:tcMar>
-              <w:top w:w="80" w:type="dxa"/>
-              <w:start w:w="120" w:type="dxa"/>
-              <w:bottom w:w="80" w:type="dxa"/>
-              <w:end w:w="120" w:type="dxa"/>
-            </w:tcMar>
-            <w:vAlign w:val="center"/>
-          </w:tcPr>
-          <w:p>
-            <w:pPr>
-              <w:spacing w:after="0"/>
-              <w:jc w:val="center"/>
-            </w:pPr>
-            <w:r>
-              <w:rPr>
-                <w:rFonts w:ascii="Calibri" w:hAnsi="Calibri"/>
-                <w:color w:val="222222"/>
-                <w:sz w:val="18"/>
-              </w:rPr>
-              <w:t>1,067</w:t>
-            </w:r>
-          </w:p>
-        </w:tc>
-        <w:tc>
-          <w:tcPr>
-            <w:tcW w:type="dxa" w:w="1300"/>
-            <w:tcMar>
-              <w:top w:w="80" w:type="dxa"/>
-              <w:start w:w="120" w:type="dxa"/>
-              <w:bottom w:w="80" w:type="dxa"/>
-              <w:end w:w="120" w:type="dxa"/>
-            </w:tcMar>
-            <w:vAlign w:val="center"/>
-          </w:tcPr>
-          <w:p>
-            <w:pPr>
-              <w:spacing w:after="0"/>
-              <w:jc w:val="center"/>
-            </w:pPr>
-            <w:r>
-              <w:rPr>
-                <w:rFonts w:ascii="Calibri" w:hAnsi="Calibri"/>
-                <w:color w:val="222222"/>
-                <w:sz w:val="18"/>
-              </w:rPr>
-              <w:t>-0,116</w:t>
-            </w:r>
-          </w:p>
-        </w:tc>
-        <w:tc>
-          <w:tcPr>
-            <w:tcW w:type="dxa" w:w="2500"/>
-            <w:tcMar>
-              <w:top w:w="80" w:type="dxa"/>
-              <w:start w:w="120" w:type="dxa"/>
-              <w:bottom w:w="80" w:type="dxa"/>
-              <w:end w:w="120" w:type="dxa"/>
-            </w:tcMar>
-            <w:vAlign w:val="center"/>
-          </w:tcPr>
-          <w:p>
-            <w:pPr>
-              <w:spacing w:after="0"/>
-              <w:jc w:val="center"/>
-            </w:pPr>
-            <w:r>
-              <w:rPr>
-                <w:rFonts w:ascii="Calibri" w:hAnsi="Calibri"/>
-                <w:color w:val="222222"/>
-                <w:sz w:val="18"/>
-              </w:rPr>
-              <w:t>244,2</w:t>
-            </w:r>
-          </w:p>
-        </w:tc>
-        <w:tc>
-          <w:tcPr>
-            <w:tcW w:type="dxa" w:w="1400"/>
-            <w:tcMar>
-              <w:top w:w="80" w:type="dxa"/>
-              <w:start w:w="120" w:type="dxa"/>
-              <w:bottom w:w="80" w:type="dxa"/>
-              <w:end w:w="120" w:type="dxa"/>
-            </w:tcMar>
-            <w:vAlign w:val="center"/>
-          </w:tcPr>
-          <w:p>
-            <w:pPr>
-              <w:spacing w:after="0"/>
-              <w:jc w:val="center"/>
-            </w:pPr>
-            <w:r>
-              <w:rPr>
-                <w:rFonts w:ascii="Calibri" w:hAnsi="Calibri"/>
-                <w:color w:val="222222"/>
-                <w:sz w:val="18"/>
-              </w:rPr>
-              <w:t>0,168</w:t>
-            </w:r>
-          </w:p>
-        </w:tc>
-        <w:tc>
-          <w:tcPr>
-            <w:tcW w:type="dxa" w:w="1960"/>
-            <w:tcMar>
-              <w:top w:w="80" w:type="dxa"/>
-              <w:start w:w="120" w:type="dxa"/>
-              <w:bottom w:w="80" w:type="dxa"/>
-              <w:end w:w="120" w:type="dxa"/>
-            </w:tcMar>
-            <w:vAlign w:val="center"/>
-          </w:tcPr>
-          <w:p>
-            <w:pPr>
-              <w:spacing w:after="0"/>
-              <w:jc w:val="center"/>
-            </w:pPr>
-            <w:r>
-              <w:rPr>
-                <w:rFonts w:ascii="Calibri" w:hAnsi="Calibri"/>
-                <w:color w:val="222222"/>
-                <w:sz w:val="18"/>
-              </w:rPr>
-              <w:t>Não</w:t>
-            </w:r>
-          </w:p>
-        </w:tc>
-      </w:tr>
-      <w:tr>
-        <w:trPr>
-          <w:cantSplit/>
-        </w:trPr>
-        <w:tc>
-          <w:tcPr>
-            <w:tcW w:type="dxa" w:w="900"/>
-            <w:tcMar>
-              <w:top w:w="80" w:type="dxa"/>
-              <w:start w:w="120" w:type="dxa"/>
-              <w:bottom w:w="80" w:type="dxa"/>
-              <w:end w:w="120" w:type="dxa"/>
-            </w:tcMar>
-            <w:vAlign w:val="center"/>
-          </w:tcPr>
-          <w:p>
-            <w:pPr>
-              <w:spacing w:after="0"/>
-              <w:jc w:val="center"/>
-            </w:pPr>
-            <w:r>
-              <w:rPr>
-                <w:rFonts w:ascii="Calibri" w:hAnsi="Calibri"/>
-                <w:color w:val="222222"/>
-                <w:sz w:val="18"/>
-              </w:rPr>
-              <w:t>022</w:t>
-            </w:r>
-          </w:p>
-        </w:tc>
-        <w:tc>
-          <w:tcPr>
-            <w:tcW w:type="dxa" w:w="1300"/>
-            <w:tcMar>
-              <w:top w:w="80" w:type="dxa"/>
-              <w:start w:w="120" w:type="dxa"/>
-              <w:bottom w:w="80" w:type="dxa"/>
-              <w:end w:w="120" w:type="dxa"/>
-            </w:tcMar>
-            <w:vAlign w:val="center"/>
-          </w:tcPr>
-          <w:p>
-            <w:pPr>
-              <w:spacing w:after="0"/>
-              <w:jc w:val="center"/>
-            </w:pPr>
-            <w:r>
-              <w:rPr>
-                <w:rFonts w:ascii="Calibri" w:hAnsi="Calibri"/>
-                <w:color w:val="222222"/>
-                <w:sz w:val="18"/>
-              </w:rPr>
-              <w:t>1,643</w:t>
-            </w:r>
-          </w:p>
-        </w:tc>
-        <w:tc>
-          <w:tcPr>
-            <w:tcW w:type="dxa" w:w="1300"/>
-            <w:tcMar>
-              <w:top w:w="80" w:type="dxa"/>
-              <w:start w:w="120" w:type="dxa"/>
-              <w:bottom w:w="80" w:type="dxa"/>
-              <w:end w:w="120" w:type="dxa"/>
-            </w:tcMar>
-            <w:vAlign w:val="center"/>
-          </w:tcPr>
-          <w:p>
-            <w:pPr>
-              <w:spacing w:after="0"/>
-              <w:jc w:val="center"/>
-            </w:pPr>
-            <w:r>
-              <w:rPr>
-                <w:rFonts w:ascii="Calibri" w:hAnsi="Calibri"/>
-                <w:color w:val="222222"/>
-                <w:sz w:val="18"/>
-              </w:rPr>
-              <w:t>0,719</w:t>
-            </w:r>
-          </w:p>
-        </w:tc>
-        <w:tc>
-          <w:tcPr>
-            <w:tcW w:type="dxa" w:w="2500"/>
-            <w:tcMar>
-              <w:top w:w="80" w:type="dxa"/>
-              <w:start w:w="120" w:type="dxa"/>
-              <w:bottom w:w="80" w:type="dxa"/>
-              <w:end w:w="120" w:type="dxa"/>
-            </w:tcMar>
-            <w:vAlign w:val="center"/>
-          </w:tcPr>
-          <w:p>
-            <w:pPr>
-              <w:spacing w:after="0"/>
-              <w:jc w:val="center"/>
-            </w:pPr>
-            <w:r>
-              <w:rPr>
-                <w:rFonts w:ascii="Calibri" w:hAnsi="Calibri"/>
-                <w:color w:val="222222"/>
-                <w:sz w:val="18"/>
-              </w:rPr>
-              <w:t>286,0</w:t>
-            </w:r>
-          </w:p>
-        </w:tc>
-        <w:tc>
-          <w:tcPr>
-            <w:tcW w:type="dxa" w:w="1400"/>
-            <w:tcMar>
-              <w:top w:w="80" w:type="dxa"/>
-              <w:start w:w="120" w:type="dxa"/>
-              <w:bottom w:w="80" w:type="dxa"/>
-              <w:end w:w="120" w:type="dxa"/>
-            </w:tcMar>
-            <w:vAlign w:val="center"/>
-          </w:tcPr>
-          <w:p>
-            <w:pPr>
-              <w:spacing w:after="0"/>
-              <w:jc w:val="center"/>
-            </w:pPr>
-            <w:r>
-              <w:rPr>
-                <w:rFonts w:ascii="Calibri" w:hAnsi="Calibri"/>
-                <w:color w:val="222222"/>
-                <w:sz w:val="18"/>
-              </w:rPr>
-              <w:t>0,234</w:t>
+              <w:t>0,235</w:t>
             </w:r>
           </w:p>
         </w:tc>
@@ -13125,7 +12746,7 @@
                 <w:color w:val="222222"/>
                 <w:sz w:val="18"/>
               </w:rPr>
-              <w:t>825</w:t>
+              <w:t>822</w:t>
             </w:r>
           </w:p>
         </w:tc>
@@ -13151,7 +12772,7 @@
                 <w:color w:val="222222"/>
                 <w:sz w:val="18"/>
               </w:rPr>
-              <w:t>2,772%</w:t>
+              <w:t>2,762%</w:t>
             </w:r>
           </w:p>
         </w:tc>
@@ -13208,7 +12829,7 @@
                 <w:color w:val="222222"/>
                 <w:sz w:val="18"/>
               </w:rPr>
-              <w:t>1.702</w:t>
+              <w:t>1.696</w:t>
             </w:r>
           </w:p>
         </w:tc>
@@ -13234,7 +12855,7 @@
                 <w:color w:val="222222"/>
                 <w:sz w:val="18"/>
               </w:rPr>
-              <w:t>5,719%</w:t>
+              <w:t>5,699%</w:t>
             </w:r>
           </w:p>
         </w:tc>
@@ -13291,7 +12912,7 @@
                 <w:color w:val="222222"/>
                 <w:sz w:val="18"/>
               </w:rPr>
-              <w:t>2.387</w:t>
+              <w:t>2.390</w:t>
             </w:r>
           </w:p>
         </w:tc>
@@ -13317,7 +12938,7 @@
                 <w:color w:val="222222"/>
                 <w:sz w:val="18"/>
               </w:rPr>
-              <w:t>8,021%</w:t>
+              <w:t>8,031%</w:t>
             </w:r>
           </w:p>
         </w:tc>
@@ -13374,7 +12995,7 @@
                 <w:color w:val="222222"/>
                 <w:sz w:val="18"/>
               </w:rPr>
-              <w:t>2.537</w:t>
+              <w:t>2.546</w:t>
             </w:r>
           </w:p>
         </w:tc>
@@ -13400,7 +13021,7 @@
                 <w:color w:val="222222"/>
                 <w:sz w:val="18"/>
               </w:rPr>
-              <w:t>8,525%</w:t>
+              <w:t>8,555%</w:t>
             </w:r>
           </w:p>
         </w:tc>
@@ -13457,7 +13078,7 @@
                 <w:color w:val="222222"/>
                 <w:sz w:val="18"/>
               </w:rPr>
-              <w:t>2.555</w:t>
+              <w:t>2.539</w:t>
             </w:r>
           </w:p>
         </w:tc>
@@ -13483,7 +13104,7 @@
                 <w:color w:val="222222"/>
                 <w:sz w:val="18"/>
               </w:rPr>
-              <w:t>8,585%</w:t>
+              <w:t>8,532%</w:t>
             </w:r>
           </w:p>
         </w:tc>
@@ -13540,7 +13161,7 @@
                 <w:color w:val="222222"/>
                 <w:sz w:val="18"/>
               </w:rPr>
-              <w:t>2.796</w:t>
+              <w:t>2.811</w:t>
             </w:r>
           </w:p>
         </w:tc>
@@ -13566,7 +13187,7 @@
                 <w:color w:val="222222"/>
                 <w:sz w:val="18"/>
               </w:rPr>
-              <w:t>9,395%</w:t>
+              <w:t>9,446%</w:t>
             </w:r>
           </w:p>
         </w:tc>
@@ -13623,7 +13244,7 @@
                 <w:color w:val="222222"/>
                 <w:sz w:val="18"/>
               </w:rPr>
-              <w:t>3.307</w:t>
+              <w:t>3.306</w:t>
             </w:r>
           </w:p>
         </w:tc>
@@ -13649,7 +13270,7 @@
                 <w:color w:val="222222"/>
                 <w:sz w:val="18"/>
               </w:rPr>
-              <w:t>11,112%</w:t>
+              <w:t>11,109%</w:t>
             </w:r>
           </w:p>
         </w:tc>
@@ -13706,7 +13327,7 @@
                 <w:color w:val="222222"/>
                 <w:sz w:val="18"/>
               </w:rPr>
-              <w:t>3.716</w:t>
+              <w:t>3.713</w:t>
             </w:r>
           </w:p>
         </w:tc>
@@ -13732,7 +13353,7 @@
                 <w:color w:val="222222"/>
                 <w:sz w:val="18"/>
               </w:rPr>
-              <w:t>12,487%</w:t>
+              <w:t>12,476%</w:t>
             </w:r>
           </w:p>
         </w:tc>
@@ -13789,7 +13410,7 @@
                 <w:color w:val="222222"/>
                 <w:sz w:val="18"/>
               </w:rPr>
-              <w:t>3.470</w:t>
+              <w:t>3.490</w:t>
             </w:r>
           </w:p>
         </w:tc>
@@ -13815,7 +13436,7 @@
                 <w:color w:val="222222"/>
                 <w:sz w:val="18"/>
               </w:rPr>
-              <w:t>11,660%</w:t>
+              <w:t>11,727%</w:t>
             </w:r>
           </w:p>
         </w:tc>
@@ -13872,7 +13493,7 @@
                 <w:color w:val="222222"/>
                 <w:sz w:val="18"/>
               </w:rPr>
-              <w:t>2.771</w:t>
+              <w:t>2.755</w:t>
             </w:r>
           </w:p>
         </w:tc>
@@ -13898,7 +13519,7 @@
                 <w:color w:val="222222"/>
                 <w:sz w:val="18"/>
               </w:rPr>
-              <w:t>9,311%</w:t>
+              <w:t>9,257%</w:t>
             </w:r>
           </w:p>
         </w:tc>
@@ -13955,7 +13576,7 @@
                 <w:color w:val="222222"/>
                 <w:sz w:val="18"/>
               </w:rPr>
-              <w:t>2.101</w:t>
+              <w:t>2.126</w:t>
             </w:r>
           </w:p>
         </w:tc>
@@ -13981,7 +13602,7 @@
                 <w:color w:val="222222"/>
                 <w:sz w:val="18"/>
               </w:rPr>
-              <w:t>7,060%</w:t>
+              <w:t>7,144%</w:t>
             </w:r>
           </w:p>
         </w:tc>
@@ -14038,7 +13659,7 @@
                 <w:color w:val="222222"/>
                 <w:sz w:val="18"/>
               </w:rPr>
-              <w:t>1.593</w:t>
+              <w:t>1.566</w:t>
             </w:r>
           </w:p>
         </w:tc>
@@ -14064,7 +13685,7 @@
                 <w:color w:val="222222"/>
                 <w:sz w:val="18"/>
               </w:rPr>
-              <w:t>5,353%</w:t>
+              <w:t>5,262%</w:t>
             </w:r>
           </w:p>
         </w:tc>
